--- a/word_reports/LP_0164_위치_702_Harry Belafonte_Belafonte.docx
+++ b/word_reports/LP_0164_위치_702_Harry Belafonte_Belafonte.docx
@@ -4,7 +4,7 @@
   <w:body>
     <w:p>
       <w:pPr>
-        <w:spacing w:after="280"/>
+        <w:spacing w:after="80"/>
       </w:pPr>
       <w:r>
         <w:rPr w:rFonts="맑은 고딕">
@@ -13,94 +13,47 @@
           <w:color w:val="1E3A8A"/>
           <w:sz w:val="30"/>
         </w:rPr>
-        <w:t>[702] Harry Belafonte - Belafonte at Carnegie Hall  (더블)</w:t>
+        <w:t>Harry Belafonte (해리 벨라폰테) - Belafonte at Carnegie Hall  (더블)</w:t>
       </w:r>
     </w:p>
     <w:p>
       <w:pPr>
-        <w:spacing w:after="320"/>
+        <w:spacing w:after="240"/>
       </w:pPr>
       <w:r>
         <w:rPr w:rFonts="맑은 고딕">
           <w:rFonts w:ascii="맑은 고딕" w:hAnsi="맑은 고딕" w:eastAsia="맑은 고딕"/>
           <w:b/>
-          <w:sz w:val="20"/>
+          <w:color w:val="4B5563"/>
+          <w:sz w:val="22"/>
         </w:rPr>
-        <w:t>■ 위치 : 702</w:t>
-        <w:br/>
-      </w:r>
-      <w:r>
-        <w:rPr w:rFonts="맑은 고딕">
-          <w:rFonts w:ascii="맑은 고딕" w:hAnsi="맑은 고딕" w:eastAsia="맑은 고딕"/>
-          <w:b/>
-          <w:sz w:val="20"/>
-        </w:rPr>
-        <w:t>■ 아티스트 : Harry Belafonte</w:t>
-        <w:br/>
-      </w:r>
-      <w:r>
-        <w:rPr w:rFonts="맑은 고딕">
-          <w:rFonts w:ascii="맑은 고딕" w:hAnsi="맑은 고딕" w:eastAsia="맑은 고딕"/>
-          <w:b/>
-          <w:sz w:val="20"/>
-        </w:rPr>
-        <w:t>■ 앨범명 : Belafonte at Carnegie Hall  (더블)</w:t>
-        <w:br/>
-      </w:r>
-      <w:r>
-        <w:rPr w:rFonts="맑은 고딕">
-          <w:rFonts w:ascii="맑은 고딕" w:hAnsi="맑은 고딕" w:eastAsia="맑은 고딕"/>
-          <w:b w:val="0"/>
-          <w:sz w:val="20"/>
-        </w:rPr>
-        <w:t>■ 음반 레이블 : RCA Victor (Living Stereo)</w:t>
-        <w:br/>
-      </w:r>
-      <w:r>
-        <w:rPr w:rFonts="맑은 고딕">
-          <w:rFonts w:ascii="맑은 고딕" w:hAnsi="맑은 고딕" w:eastAsia="맑은 고딕"/>
-          <w:b w:val="0"/>
-          <w:sz w:val="20"/>
-        </w:rPr>
-        <w:t>■ 발매년도 : 1959</w:t>
-        <w:br/>
-      </w:r>
-      <w:r>
-        <w:rPr w:rFonts="맑은 고딕">
-          <w:rFonts w:ascii="맑은 고딕" w:hAnsi="맑은 고딕" w:eastAsia="맑은 고딕"/>
-          <w:b w:val="0"/>
-          <w:sz w:val="20"/>
-        </w:rPr>
-        <w:t>■ 장르 : 포크 (Folk), 칼립소 (Calypso), 월드 뮤직 (World Music), 라이브 (Live)</w:t>
-        <w:br/>
-      </w:r>
-      <w:r>
-        <w:rPr w:rFonts="맑은 고딕">
-          <w:rFonts w:ascii="맑은 고딕" w:hAnsi="맑은 고딕" w:eastAsia="맑은 고딕"/>
-          <w:b w:val="0"/>
-          <w:sz w:val="20"/>
-        </w:rPr>
-        <w:t>■ 주요 수록곡 : - Day-O (The Banana Boat Song)</w:t>
-        <w:br/>
+        <w:t>위치 :  702</w:t>
       </w:r>
     </w:p>
     <w:p>
       <w:pPr>
-        <w:spacing w:after="160"/>
+        <w:spacing w:line="324" w:lineRule="auto" w:before="80" w:after="160"/>
       </w:pPr>
       <w:r>
         <w:rPr w:rFonts="맑은 고딕">
           <w:rFonts w:ascii="맑은 고딕" w:hAnsi="맑은 고딕" w:eastAsia="맑은 고딕"/>
           <w:b/>
           <w:color w:val="1F2937"/>
-          <w:sz w:val="24"/>
+          <w:sz w:val="22"/>
         </w:rPr>
-        <w:t>■ 음반 해설 및 감상 가이드</w:t>
+        <w:t xml:space="preserve">[음반 소개] </w:t>
+      </w:r>
+      <w:r>
+        <w:rPr w:rFonts="맑은 고딕">
+          <w:rFonts w:ascii="맑은 고딕" w:hAnsi="맑은 고딕" w:eastAsia="맑은 고딕"/>
+          <w:b w:val="0"/>
+          <w:sz w:val="21"/>
+        </w:rPr>
       </w:r>
     </w:p>
     <w:p>
       <w:pPr>
-        <w:spacing w:line="312" w:lineRule="auto" w:after="120"/>
+        <w:spacing w:line="324" w:lineRule="auto" w:after="120"/>
       </w:pPr>
       <w:r>
         <w:rPr w:rFonts="맑은 고딕">
@@ -108,51 +61,516 @@
           <w:b w:val="0"/>
           <w:sz w:val="21"/>
         </w:rPr>
-        <w:t>1959년 4월 19일과 20일, 뉴욕 카네기 홀에서 열린 해리 벨라폰테(Harry Belafonte)의 자선 콘서트 실황을 담은 본 음반은 대중음악 역사상 가장 위대한 라이브 앨범 중 하나로 손꼽힙니다. 당대 팝과 포크, 그리고 카리브해의 칼립소(Calypso) 리듬을 메인스트림으로 끌어올린 벨라폰테의 음악적 절정을 정교하게 포착해 낸 명반입니다. 2장의 LP로 구성된 이 더블 앨범은 그를 단순한 가수를 넘어 시대를 대표하는 문화적 아이콘이자 탁월한 스토리텔러로 각인시킨 결정적 계기가 되었습니다.</w:t>
+        <w:t>1959년 뉴욕 카네기 홀을 환희와 감동의 도가니로 몰아넣었던 이 전설적인 실황 음반은 라이브 레코딩 역사의 영원한 금자탑이자 오디오파일의 불멸의 성전(聖典)입니다. 클래식 음악의 유서 깊은 성소였던 카네기 홀의 무대 위에서, 해리 벨라폰테는 칼립소와 포크, 가스펠과 흑인 영가를 넘나드는 영혼의 절창으로 인종과 계층의 벽을 허물어뜨렸습니다. 홀 전체를 휘감는 청중의 숨소리와 무대를 가로지르는 아티스트의 고동치는 에너지가 아날로그 사운드의 완벽한 음향 미학 속에서 찬란하게 숨 쉬고 있습니다. 팝 음악이 도달할 수 있는 가장 우아하고도 폭발적인 생명력을 오롯이 증명해 보인 20세기 음악 예술의 위대한 유산입니다.</w:t>
       </w:r>
     </w:p>
     <w:p>
       <w:pPr>
-        <w:spacing w:line="312" w:lineRule="auto" w:after="120"/>
+        <w:spacing w:line="324" w:lineRule="auto" w:before="200" w:after="80"/>
       </w:pPr>
+      <w:r>
+        <w:rPr w:rFonts="맑은 고딕">
+          <w:rFonts w:ascii="맑은 고딕" w:hAnsi="맑은 고딕" w:eastAsia="맑은 고딕"/>
+          <w:b/>
+          <w:color w:val="1E3A8A"/>
+          <w:sz w:val="24"/>
+        </w:rPr>
+        <w:t>1. 음반 데이터</w:t>
+      </w:r>
+    </w:p>
+    <w:p>
+      <w:pPr>
+        <w:spacing w:line="324" w:lineRule="auto" w:after="80"/>
+      </w:pPr>
+      <w:r>
+        <w:rPr w:rFonts="맑은 고딕">
+          <w:rFonts w:ascii="맑은 고딕" w:hAnsi="맑은 고딕" w:eastAsia="맑은 고딕"/>
+          <w:b w:val="0"/>
+          <w:color w:val="6B7280"/>
+          <w:sz w:val="21"/>
+        </w:rPr>
+        <w:t xml:space="preserve">· </w:t>
+      </w:r>
+      <w:r>
+        <w:rPr w:rFonts="맑은 고딕">
+          <w:rFonts w:ascii="맑은 고딕" w:hAnsi="맑은 고딕" w:eastAsia="맑은 고딕"/>
+          <w:b/>
+          <w:color w:val="1F2937"/>
+          <w:sz w:val="21"/>
+        </w:rPr>
+        <w:t xml:space="preserve">앨범명: </w:t>
+      </w:r>
       <w:r>
         <w:rPr w:rFonts="맑은 고딕">
           <w:rFonts w:ascii="맑은 고딕" w:hAnsi="맑은 고딕" w:eastAsia="맑은 고딕"/>
           <w:b w:val="0"/>
           <w:sz w:val="21"/>
         </w:rPr>
-        <w:t>음향학적 측면에서도 이 음반은 오디오필(Audiophile)들의 영원한 표본으로 평가받습니다. RCA 레이블의 전설적인 '리빙 스테레오(Living Stereo)' 기술과 엔지니어 밥 심슨(Bob Simpson)의 뛰어난 녹음 역량이 결합되어, 카네기 홀의 웅장한 공간감과 입체적인 사운드스테이지를 완벽하게 재현해 냈습니다. 벨라폰테의 섬세한 호흡소리부터 관객들의 환호와 박수 소리, 그리고 오케스트라와 악기 세션의 위치감까지 생생하게 느껴져, 마치 1959년 카네기 홀의 로열석에 직접 앉아 있는 듯한 압도적인 현장감을 선사합니다.</w:t>
+        <w:t>Belafonte at Carnegie Hall  (더블)</w:t>
       </w:r>
     </w:p>
     <w:p>
       <w:pPr>
-        <w:spacing w:line="312" w:lineRule="auto" w:after="120"/>
+        <w:spacing w:line="324" w:lineRule="auto" w:after="80"/>
       </w:pPr>
+      <w:r>
+        <w:rPr w:rFonts="맑은 고딕">
+          <w:rFonts w:ascii="맑은 고딕" w:hAnsi="맑은 고딕" w:eastAsia="맑은 고딕"/>
+          <w:b w:val="0"/>
+          <w:color w:val="6B7280"/>
+          <w:sz w:val="21"/>
+        </w:rPr>
+        <w:t xml:space="preserve">· </w:t>
+      </w:r>
+      <w:r>
+        <w:rPr w:rFonts="맑은 고딕">
+          <w:rFonts w:ascii="맑은 고딕" w:hAnsi="맑은 고딕" w:eastAsia="맑은 고딕"/>
+          <w:b/>
+          <w:color w:val="1F2937"/>
+          <w:sz w:val="21"/>
+        </w:rPr>
+        <w:t xml:space="preserve">아티스트: </w:t>
+      </w:r>
       <w:r>
         <w:rPr w:rFonts="맑은 고딕">
           <w:rFonts w:ascii="맑은 고딕" w:hAnsi="맑은 고딕" w:eastAsia="맑은 고딕"/>
           <w:b w:val="0"/>
           <w:sz w:val="21"/>
         </w:rPr>
-        <w:t>음악적으로는 카리브해 풍의 정취부터 서정적인 포크, 정열적인 남미 가요까지 다채로운 스펙트럼을 자랑합니다. 그의 전매특허라 할 수 있는 ‘Day-O (The Banana Boat Song)’에서 선보이는 특유의 호소력 짙은 음색과 감각적인 리듬은 들려오는 순간 장내를 매료시킵니다. 깊은 감성을 담아 부르는 ‘Danny Boy’와 멕시코 민요 ‘Cu Cu Ru Cu Cu Paloma’에서는 그의 섬세한 가창력과 유려한 표현력이 빛을 발하며, 12분이 넘는 수록곡 ‘Matilda’에서는 청중과의 완벽한 상호작용을 통해 카네기 홀 전체를 하나의 열광적인 축제의 장으로 승화시키는 압도적인 카리스마를 보여줍니다.</w:t>
+        <w:t>Harry Belafonte (해리 벨라폰테)</w:t>
       </w:r>
     </w:p>
     <w:p>
       <w:pPr>
-        <w:spacing w:line="312" w:lineRule="auto" w:after="120"/>
+        <w:spacing w:line="324" w:lineRule="auto" w:after="80"/>
       </w:pPr>
+      <w:r>
+        <w:rPr w:rFonts="맑은 고딕">
+          <w:rFonts w:ascii="맑은 고딕" w:hAnsi="맑은 고딕" w:eastAsia="맑은 고딕"/>
+          <w:b w:val="0"/>
+          <w:color w:val="6B7280"/>
+          <w:sz w:val="21"/>
+        </w:rPr>
+        <w:t xml:space="preserve">· </w:t>
+      </w:r>
+      <w:r>
+        <w:rPr w:rFonts="맑은 고딕">
+          <w:rFonts w:ascii="맑은 고딕" w:hAnsi="맑은 고딕" w:eastAsia="맑은 고딕"/>
+          <w:b/>
+          <w:color w:val="1F2937"/>
+          <w:sz w:val="21"/>
+        </w:rPr>
+        <w:t xml:space="preserve">발매 정보: </w:t>
+      </w:r>
       <w:r>
         <w:rPr w:rFonts="맑은 고딕">
           <w:rFonts w:ascii="맑은 고딕" w:hAnsi="맑은 고딕" w:eastAsia="맑은 고딕"/>
           <w:b w:val="0"/>
           <w:sz w:val="21"/>
         </w:rPr>
-        <w:t>《Belafonte at Carnegie Hall》은 뛰어난 음악성과 무대 연출, 그리고 당시 음향 기술의 기적이 완벽한 조화를 이룬 역사적 유산입니다. 시대를 뛰어넘는 아티스트의 에너지와 보컬의 울림을 온전히 담아낸 이 LP는, 진정한 라이브 음악의 정수와 LP 특유의 풍부한 아날로그 질감을 경험하고자 하는 모든 음악 애호가들에게 대체 불가능한 감동을 선사할 것입니다.</w:t>
+        <w:t>1959년 4월 19일과 20일 양일간 카네기 홀에서 열린 자선 콘서트 실황을 포착하여 같은 해 RCA Victor 레이블을 통해 전설적인 'Living Stereo' 시리즈의 2LP 세트로 발매되었습니다. 명 엔지니어 밥 심슨(Bob Simpson)의 정교한 마이크 배치를 통해 당시로서는 경이적인 공간감과 입체감을 포노그래프 역사에 새겨 넣었습니다.</w:t>
+      </w:r>
+    </w:p>
+    <w:p>
+      <w:pPr>
+        <w:spacing w:line="324" w:lineRule="auto" w:after="80"/>
+      </w:pPr>
+      <w:r>
+        <w:rPr w:rFonts="맑은 고딕">
+          <w:rFonts w:ascii="맑은 고딕" w:hAnsi="맑은 고딕" w:eastAsia="맑은 고딕"/>
+          <w:b w:val="0"/>
+          <w:color w:val="6B7280"/>
+          <w:sz w:val="21"/>
+        </w:rPr>
+        <w:t xml:space="preserve">· </w:t>
+      </w:r>
+      <w:r>
+        <w:rPr w:rFonts="맑은 고딕">
+          <w:rFonts w:ascii="맑은 고딕" w:hAnsi="맑은 고딕" w:eastAsia="맑은 고딕"/>
+          <w:b/>
+          <w:color w:val="1F2937"/>
+          <w:sz w:val="21"/>
+        </w:rPr>
+        <w:t xml:space="preserve">LP 인기도(판매량): </w:t>
+      </w:r>
+      <w:r>
+        <w:rPr w:rFonts="맑은 고딕">
+          <w:rFonts w:ascii="맑은 고딕" w:hAnsi="맑은 고딕" w:eastAsia="맑은 고딕"/>
+          <w:b w:val="0"/>
+          <w:sz w:val="21"/>
+        </w:rPr>
+        <w:t>발매 직후 미국 빌보드 200 앨범 차트 3위까지 올랐으며, 무려 3년이 넘는 150주 이상 차트에 머무는 경이로운 롱런을 기록했습니다. 전 세계적으로 수백만 장의 판매고를 기록하며 RIAA 골드 레코드를 획득한 당대 최고의 초대형 베스트셀러 음반입니다.</w:t>
+      </w:r>
+    </w:p>
+    <w:p>
+      <w:pPr>
+        <w:spacing w:line="324" w:lineRule="auto" w:after="80"/>
+      </w:pPr>
+      <w:r>
+        <w:rPr w:rFonts="맑은 고딕">
+          <w:rFonts w:ascii="맑은 고딕" w:hAnsi="맑은 고딕" w:eastAsia="맑은 고딕"/>
+          <w:b w:val="0"/>
+          <w:color w:val="6B7280"/>
+          <w:sz w:val="21"/>
+        </w:rPr>
+        <w:t xml:space="preserve">· </w:t>
+      </w:r>
+      <w:r>
+        <w:rPr w:rFonts="맑은 고딕">
+          <w:rFonts w:ascii="맑은 고딕" w:hAnsi="맑은 고딕" w:eastAsia="맑은 고딕"/>
+          <w:b/>
+          <w:color w:val="1F2937"/>
+          <w:sz w:val="21"/>
+        </w:rPr>
+        <w:t xml:space="preserve">각종 수상경력: </w:t>
+      </w:r>
+      <w:r>
+        <w:rPr w:rFonts="맑은 고딕">
+          <w:rFonts w:ascii="맑은 고딕" w:hAnsi="맑은 고딕" w:eastAsia="맑은 고딕"/>
+          <w:b w:val="0"/>
+          <w:sz w:val="21"/>
+        </w:rPr>
+        <w:t>1960년 제2회 그래미 어워드에서 대망의 ‘올해의 앨범(Album of the Year)’ 부문에 노미네이트되었으며, 음악 전문지와 오디오 평론계로부터 역사상 가장 뛰어난 음향을 담아낸 라이브 명반 중 하나로 공인받고 있습니다.</w:t>
+      </w:r>
+    </w:p>
+    <w:p>
+      <w:pPr>
+        <w:spacing w:line="324" w:lineRule="auto" w:before="200" w:after="80"/>
+      </w:pPr>
+      <w:r>
+        <w:rPr w:rFonts="맑은 고딕">
+          <w:rFonts w:ascii="맑은 고딕" w:hAnsi="맑은 고딕" w:eastAsia="맑은 고딕"/>
+          <w:b/>
+          <w:color w:val="1E3A8A"/>
+          <w:sz w:val="24"/>
+        </w:rPr>
+        <w:t>2. 아티스트 정보</w:t>
+      </w:r>
+    </w:p>
+    <w:p>
+      <w:pPr>
+        <w:spacing w:line="324" w:lineRule="auto" w:after="80"/>
+      </w:pPr>
+      <w:r>
+        <w:rPr w:rFonts="맑은 고딕">
+          <w:rFonts w:ascii="맑은 고딕" w:hAnsi="맑은 고딕" w:eastAsia="맑은 고딕"/>
+          <w:b w:val="0"/>
+          <w:color w:val="6B7280"/>
+          <w:sz w:val="21"/>
+        </w:rPr>
+        <w:t xml:space="preserve">· </w:t>
+      </w:r>
+      <w:r>
+        <w:rPr w:rFonts="맑은 고딕">
+          <w:rFonts w:ascii="맑은 고딕" w:hAnsi="맑은 고딕" w:eastAsia="맑은 고딕"/>
+          <w:b/>
+          <w:color w:val="1F2937"/>
+          <w:sz w:val="21"/>
+        </w:rPr>
+        <w:t xml:space="preserve">국적: </w:t>
+      </w:r>
+      <w:r>
+        <w:rPr w:rFonts="맑은 고딕">
+          <w:rFonts w:ascii="맑은 고딕" w:hAnsi="맑은 고딕" w:eastAsia="맑은 고딕"/>
+          <w:b w:val="0"/>
+          <w:sz w:val="21"/>
+        </w:rPr>
+        <w:t>미국 (미국 뉴욕 태생, 자메이카계)</w:t>
+      </w:r>
+    </w:p>
+    <w:p>
+      <w:pPr>
+        <w:spacing w:line="324" w:lineRule="auto" w:after="80"/>
+      </w:pPr>
+      <w:r>
+        <w:rPr w:rFonts="맑은 고딕">
+          <w:rFonts w:ascii="맑은 고딕" w:hAnsi="맑은 고딕" w:eastAsia="맑은 고딕"/>
+          <w:b w:val="0"/>
+          <w:color w:val="6B7280"/>
+          <w:sz w:val="21"/>
+        </w:rPr>
+        <w:t xml:space="preserve">· </w:t>
+      </w:r>
+      <w:r>
+        <w:rPr w:rFonts="맑은 고딕">
+          <w:rFonts w:ascii="맑은 고딕" w:hAnsi="맑은 고딕" w:eastAsia="맑은 고딕"/>
+          <w:b/>
+          <w:color w:val="1F2937"/>
+          <w:sz w:val="21"/>
+        </w:rPr>
+        <w:t xml:space="preserve">생몰년도: </w:t>
+      </w:r>
+      <w:r>
+        <w:rPr w:rFonts="맑은 고딕">
+          <w:rFonts w:ascii="맑은 고딕" w:hAnsi="맑은 고딕" w:eastAsia="맑은 고딕"/>
+          <w:b w:val="0"/>
+          <w:sz w:val="21"/>
+        </w:rPr>
+        <w:t>1927년 3월 1일 ~ 2023년 4월 25일</w:t>
+      </w:r>
+    </w:p>
+    <w:p>
+      <w:pPr>
+        <w:spacing w:line="324" w:lineRule="auto" w:after="80"/>
+      </w:pPr>
+      <w:r>
+        <w:rPr w:rFonts="맑은 고딕">
+          <w:rFonts w:ascii="맑은 고딕" w:hAnsi="맑은 고딕" w:eastAsia="맑은 고딕"/>
+          <w:b w:val="0"/>
+          <w:color w:val="6B7280"/>
+          <w:sz w:val="21"/>
+        </w:rPr>
+        <w:t xml:space="preserve">· </w:t>
+      </w:r>
+      <w:r>
+        <w:rPr w:rFonts="맑은 고딕">
+          <w:rFonts w:ascii="맑은 고딕" w:hAnsi="맑은 고딕" w:eastAsia="맑은 고딕"/>
+          <w:b/>
+          <w:color w:val="1F2937"/>
+          <w:sz w:val="21"/>
+        </w:rPr>
+        <w:t xml:space="preserve">그룹 소속: </w:t>
+      </w:r>
+      <w:r>
+        <w:rPr w:rFonts="맑은 고딕">
+          <w:rFonts w:ascii="맑은 고딕" w:hAnsi="맑은 고딕" w:eastAsia="맑은 고딕"/>
+          <w:b w:val="0"/>
+          <w:sz w:val="21"/>
+        </w:rPr>
+        <w:t>솔로</w:t>
+      </w:r>
+    </w:p>
+    <w:p>
+      <w:pPr>
+        <w:spacing w:line="324" w:lineRule="auto" w:after="80"/>
+      </w:pPr>
+      <w:r>
+        <w:rPr w:rFonts="맑은 고딕">
+          <w:rFonts w:ascii="맑은 고딕" w:hAnsi="맑은 고딕" w:eastAsia="맑은 고딕"/>
+          <w:b w:val="0"/>
+          <w:color w:val="6B7280"/>
+          <w:sz w:val="21"/>
+        </w:rPr>
+        <w:t xml:space="preserve">· </w:t>
+      </w:r>
+      <w:r>
+        <w:rPr w:rFonts="맑은 고딕">
+          <w:rFonts w:ascii="맑은 고딕" w:hAnsi="맑은 고딕" w:eastAsia="맑은 고딕"/>
+          <w:b/>
+          <w:color w:val="1F2937"/>
+          <w:sz w:val="21"/>
+        </w:rPr>
+        <w:t xml:space="preserve">아티스트 소개: </w:t>
+      </w:r>
+      <w:r>
+        <w:rPr w:rFonts="맑은 고딕">
+          <w:rFonts w:ascii="맑은 고딕" w:hAnsi="맑은 고딕" w:eastAsia="맑은 고딕"/>
+          <w:b w:val="0"/>
+          <w:sz w:val="21"/>
+        </w:rPr>
+        <w:t>'칼립소의 제왕'이라는 찬사와 함께 카리브해의 민속 음악을 전 세계 대중문화의 중심부로 끌어올린 독보적인 보컬리스트이자 배우입니다. 마틴 루터 킹 주니어 목사와 함께 미국 흑인 민권 운동의 최전선에서 인권과 평화를 노래한 시대의 양심이었으며, 벨벳처럼 부드러우면서도 흙냄새 짙은 바리톤 음색으로 현대 팝 보컬의 지평을 넓힌 거장입니다.</w:t>
+      </w:r>
+    </w:p>
+    <w:p>
+      <w:pPr>
+        <w:spacing w:line="324" w:lineRule="auto" w:before="200" w:after="80"/>
+      </w:pPr>
+      <w:r>
+        <w:rPr w:rFonts="맑은 고딕">
+          <w:rFonts w:ascii="맑은 고딕" w:hAnsi="맑은 고딕" w:eastAsia="맑은 고딕"/>
+          <w:b/>
+          <w:color w:val="1E3A8A"/>
+          <w:sz w:val="24"/>
+        </w:rPr>
+        <w:t>3. 음반 상세 분석</w:t>
+      </w:r>
+    </w:p>
+    <w:p>
+      <w:pPr>
+        <w:spacing w:line="324" w:lineRule="auto" w:after="80"/>
+      </w:pPr>
+      <w:r>
+        <w:rPr w:rFonts="맑은 고딕">
+          <w:rFonts w:ascii="맑은 고딕" w:hAnsi="맑은 고딕" w:eastAsia="맑은 고딕"/>
+          <w:b w:val="0"/>
+          <w:color w:val="6B7280"/>
+          <w:sz w:val="21"/>
+        </w:rPr>
+        <w:t xml:space="preserve">· </w:t>
+      </w:r>
+      <w:r>
+        <w:rPr w:rFonts="맑은 고딕">
+          <w:rFonts w:ascii="맑은 고딕" w:hAnsi="맑은 고딕" w:eastAsia="맑은 고딕"/>
+          <w:b/>
+          <w:color w:val="1F2937"/>
+          <w:sz w:val="21"/>
+        </w:rPr>
+        <w:t xml:space="preserve">역사적 위치: </w:t>
+      </w:r>
+      <w:r>
+        <w:rPr w:rFonts="맑은 고딕">
+          <w:rFonts w:ascii="맑은 고딕" w:hAnsi="맑은 고딕" w:eastAsia="맑은 고딕"/>
+          <w:b w:val="0"/>
+          <w:sz w:val="21"/>
+        </w:rPr>
+        <w:t>대중음악 라이브 앨범의 품격을 클래식의 정통 음반과 동등한 예술적 반열로 격상시킨 최초의 분수령입니다. 콘서트홀의 3차원적 음향 무대와 아티스트의 역동적인 퍼포먼스를 가식 없는 리얼리즘으로 포착하여, 단순한 현장 기록을 넘어 하나의 완성된 청각적 서사시를 구축한 음반사(音盤史)의 정점으로 평가받습니다.</w:t>
+      </w:r>
+    </w:p>
+    <w:p>
+      <w:pPr>
+        <w:spacing w:line="324" w:lineRule="auto" w:after="80"/>
+      </w:pPr>
+      <w:r>
+        <w:rPr w:rFonts="맑은 고딕">
+          <w:rFonts w:ascii="맑은 고딕" w:hAnsi="맑은 고딕" w:eastAsia="맑은 고딕"/>
+          <w:b w:val="0"/>
+          <w:color w:val="6B7280"/>
+          <w:sz w:val="21"/>
+        </w:rPr>
+        <w:t xml:space="preserve">· </w:t>
+      </w:r>
+      <w:r>
+        <w:rPr w:rFonts="맑은 고딕">
+          <w:rFonts w:ascii="맑은 고딕" w:hAnsi="맑은 고딕" w:eastAsia="맑은 고딕"/>
+          <w:b/>
+          <w:color w:val="1F2937"/>
+          <w:sz w:val="21"/>
+        </w:rPr>
+        <w:t xml:space="preserve">시대의 흔적(스토리텔링): </w:t>
+      </w:r>
+      <w:r>
+        <w:rPr w:rFonts="맑은 고딕">
+          <w:rFonts w:ascii="맑은 고딕" w:hAnsi="맑은 고딕" w:eastAsia="맑은 고딕"/>
+          <w:b w:val="0"/>
+          <w:sz w:val="21"/>
+        </w:rPr>
+        <w:t>매카시즘의 상흔과 인종 차별의 그늘이 짙게 드리워졌던 1950년대 말, 백인 상류층의 전유물로 여겨지던 카네기 홀에 울려 퍼진 그의 노래는 자유와 화합을 향한 숭고한 선언이었습니다. 당시 고단한 시대를 건너던 젊은이들과 시민들은 그의 노랫소리에 맞춰 피부색을 초월해 손을 맞잡고 떼창을 불렀으며, 이 음반은 그 찬란했던 연대의 공기와 낭만을 가감 없이 간직하고 있습니다.</w:t>
+      </w:r>
+    </w:p>
+    <w:p>
+      <w:pPr>
+        <w:spacing w:line="324" w:lineRule="auto" w:before="200" w:after="80"/>
+      </w:pPr>
+      <w:r>
+        <w:rPr w:rFonts="맑은 고딕">
+          <w:rFonts w:ascii="맑은 고딕" w:hAnsi="맑은 고딕" w:eastAsia="맑은 고딕"/>
+          <w:b/>
+          <w:color w:val="1E3A8A"/>
+          <w:sz w:val="24"/>
+        </w:rPr>
+        <w:t>4. 주요 수록곡 및 감상 제언</w:t>
+      </w:r>
+    </w:p>
+    <w:p>
+      <w:pPr>
+        <w:spacing w:line="324" w:lineRule="auto" w:after="80"/>
+      </w:pPr>
+      <w:r>
+        <w:rPr w:rFonts="맑은 고딕">
+          <w:rFonts w:ascii="맑은 고딕" w:hAnsi="맑은 고딕" w:eastAsia="맑은 고딕"/>
+          <w:b w:val="0"/>
+          <w:color w:val="6B7280"/>
+          <w:sz w:val="21"/>
+        </w:rPr>
+        <w:t xml:space="preserve">· </w:t>
+      </w:r>
+      <w:r>
+        <w:rPr w:rFonts="맑은 고딕">
+          <w:rFonts w:ascii="맑은 고딕" w:hAnsi="맑은 고딕" w:eastAsia="맑은 고딕"/>
+          <w:b/>
+          <w:color w:val="1F2937"/>
+          <w:sz w:val="21"/>
+        </w:rPr>
+        <w:t xml:space="preserve">주요 수록곡 특징: </w:t>
+      </w:r>
+      <w:r>
+        <w:rPr w:rFonts="맑은 고딕">
+          <w:rFonts w:ascii="맑은 고딕" w:hAnsi="맑은 고딕" w:eastAsia="맑은 고딕"/>
+          <w:b w:val="0"/>
+          <w:sz w:val="21"/>
+        </w:rPr>
+        <w:t>첫 소절의 힘찬 외침만으로 객석을 매료시키는 불멸의 칼립소 송가 ‘Day-O (The Banana Boat Song)’와 서정적인 멜랑콜리가 가슴을 적시는 ‘Jamaica Farewell’은 앨범의 백미입니다. 또한 멕시코 민요의 애절함을 극한으로 끌어올린 ‘Cu Cu Ru Cu Cu Paloma’에서의 숨 막히는 가성과 20여 분 동안 카네기 홀의 전 관객을 춤추게 만드는 대서사적 피날레 ‘Matilda’는 현장의 열기와 낭만을 완벽히 구현합니다.</w:t>
+      </w:r>
+    </w:p>
+    <w:p>
+      <w:pPr>
+        <w:spacing w:line="324" w:lineRule="auto" w:after="80"/>
+      </w:pPr>
+      <w:r>
+        <w:rPr w:rFonts="맑은 고딕">
+          <w:rFonts w:ascii="맑은 고딕" w:hAnsi="맑은 고딕" w:eastAsia="맑은 고딕"/>
+          <w:b w:val="0"/>
+          <w:color w:val="6B7280"/>
+          <w:sz w:val="21"/>
+        </w:rPr>
+        <w:t xml:space="preserve">· </w:t>
+      </w:r>
+      <w:r>
+        <w:rPr w:rFonts="맑은 고딕">
+          <w:rFonts w:ascii="맑은 고딕" w:hAnsi="맑은 고딕" w:eastAsia="맑은 고딕"/>
+          <w:b/>
+          <w:color w:val="1F2937"/>
+          <w:sz w:val="21"/>
+        </w:rPr>
+        <w:t xml:space="preserve">빈티지 감상 제언: </w:t>
+      </w:r>
+      <w:r>
+        <w:rPr w:rFonts="맑은 고딕">
+          <w:rFonts w:ascii="맑은 고딕" w:hAnsi="맑은 고딕" w:eastAsia="맑은 고딕"/>
+          <w:b w:val="0"/>
+          <w:sz w:val="21"/>
+        </w:rPr>
+        <w:t>RCA Living Stereo 초기 프레싱 특유의 광활한 스테이징과 공기감은 진공관 앰프와 다이내믹한 턴테이블 시스템에서 진정한 마법을 발휘합니다. 해리 벨라폰테가 무대 좌우를 활보하며 마이크와의 거리를 조절할 때 느껴지는 섬세한 음상의 이동과, 관객들의 박수갈채가 홀 천장으로 퍼져나가는 자연스러운 잔향을 깊이 있게 음미해 보시길 권합니다.</w:t>
+      </w:r>
+    </w:p>
+    <w:p>
+      <w:pPr>
+        <w:spacing w:line="324" w:lineRule="auto" w:after="80"/>
+      </w:pPr>
+      <w:r>
+        <w:rPr w:rFonts="맑은 고딕">
+          <w:rFonts w:ascii="맑은 고딕" w:hAnsi="맑은 고딕" w:eastAsia="맑은 고딕"/>
+          <w:b w:val="0"/>
+          <w:color w:val="6B7280"/>
+          <w:sz w:val="21"/>
+        </w:rPr>
+        <w:t xml:space="preserve">· </w:t>
+      </w:r>
+      <w:r>
+        <w:rPr w:rFonts="맑은 고딕">
+          <w:rFonts w:ascii="맑은 고딕" w:hAnsi="맑은 고딕" w:eastAsia="맑은 고딕"/>
+          <w:b/>
+          <w:color w:val="1F2937"/>
+          <w:sz w:val="21"/>
+        </w:rPr>
+        <w:t xml:space="preserve">소장 가치: </w:t>
+      </w:r>
+      <w:r>
+        <w:rPr w:rFonts="맑은 고딕">
+          <w:rFonts w:ascii="맑은 고딕" w:hAnsi="맑은 고딕" w:eastAsia="맑은 고딕"/>
+          <w:b w:val="0"/>
+          <w:sz w:val="21"/>
+        </w:rPr>
+        <w:t>시대를 초월한 예술적 완성도와 아날로그 녹음 기술의 최정점이 결합된 본 더블 LP는 모든 클래식 애호가와 팝 컬렉터의 서가에서 가장 빛나는 자리를 차지할 자격이 있습니다. 반세기가 지난 지금까지도 오디오 시스템의 튜닝 레퍼런스로 사용될 만큼 완벽한 밸런스를 지닌, 평생을 곁에 두고 되새겨야 할 필청의 명반입니다.</w:t>
+      </w:r>
+    </w:p>
+    <w:p>
+      <w:pPr>
+        <w:spacing w:line="324" w:lineRule="auto" w:after="120" w:before="160"/>
+      </w:pPr>
+      <w:r>
+        <w:rPr w:rFonts="맑은 고딕">
+          <w:rFonts w:ascii="맑은 고딕" w:hAnsi="맑은 고딕" w:eastAsia="맑은 고딕"/>
+          <w:b/>
+          <w:color w:val="4338CA"/>
+          <w:sz w:val="21"/>
+        </w:rPr>
+        <w:t>이 음반을 통해 반세기 전 카네기 홀의 벅찬 숨결과 순수한 열정이 오늘날 우리에게 전해주는 감동을 다시 한번 경험해 보시는 것은 어떨까요?</w:t>
       </w:r>
     </w:p>
     <w:sectPr>
       <w:pgSz w:w="12240" w:h="15840"/>
-      <w:pgMar w:top="1440" w:right="1440" w:bottom="1440" w:left="1440" w:header="720" w:footer="720" w:gutter="0"/>
+      <w:pgMar w:top="1152" w:right="1296" w:bottom="1152" w:left="1296" w:header="720" w:footer="720" w:gutter="0"/>
       <w:cols w:space="720"/>
       <w:docGrid w:linePitch="360"/>
     </w:sectPr>

--- a/word_reports/LP_0164_위치_702_Harry Belafonte_Belafonte.docx
+++ b/word_reports/LP_0164_위치_702_Harry Belafonte_Belafonte.docx
@@ -32,7 +32,7 @@
     </w:p>
     <w:p>
       <w:pPr>
-        <w:spacing w:line="324" w:lineRule="auto" w:before="80" w:after="160"/>
+        <w:spacing w:line="324" w:lineRule="auto" w:before="80" w:after="120"/>
       </w:pPr>
       <w:r>
         <w:rPr w:rFonts="맑은 고딕">
@@ -42,13 +42,6 @@
           <w:sz w:val="22"/>
         </w:rPr>
         <w:t xml:space="preserve">[음반 소개] </w:t>
-      </w:r>
-      <w:r>
-        <w:rPr w:rFonts="맑은 고딕">
-          <w:rFonts w:ascii="맑은 고딕" w:hAnsi="맑은 고딕" w:eastAsia="맑은 고딕"/>
-          <w:b w:val="0"/>
-          <w:sz w:val="21"/>
-        </w:rPr>
       </w:r>
     </w:p>
     <w:p>
@@ -61,7 +54,33 @@
           <w:b w:val="0"/>
           <w:sz w:val="21"/>
         </w:rPr>
-        <w:t>1959년 뉴욕 카네기 홀을 환희와 감동의 도가니로 몰아넣었던 이 전설적인 실황 음반은 라이브 레코딩 역사의 영원한 금자탑이자 오디오파일의 불멸의 성전(聖典)입니다. 클래식 음악의 유서 깊은 성소였던 카네기 홀의 무대 위에서, 해리 벨라폰테는 칼립소와 포크, 가스펠과 흑인 영가를 넘나드는 영혼의 절창으로 인종과 계층의 벽을 허물어뜨렸습니다. 홀 전체를 휘감는 청중의 숨소리와 무대를 가로지르는 아티스트의 고동치는 에너지가 아날로그 사운드의 완벽한 음향 미학 속에서 찬란하게 숨 쉬고 있습니다. 팝 음악이 도달할 수 있는 가장 우아하고도 폭발적인 생명력을 오롯이 증명해 보인 20세기 음악 예술의 위대한 유산입니다.</w:t>
+        <w:t>1959년 4월 19일과 20일, 뉴욕 카네기 홀의 웅장한 아치 아래 울려 퍼진 해리 벨라폰테의 목소리는 대중음악사가 기록한 가장 찬란하고 벅찬 순간 중 하나였습니다. 클래식 음악의 불가침 성역으로 여겨지던 유서 깊은 무대에서, 흑인 아티스트가 카리브해의 칼립소와 민중의 고단한 숨결이 깃든 포크송, 흑인 영가를 노래한다는 것은 그 자체로 시대의 편견을 뒤흔든 일대 사건이었습니다. 윌트윅 학교와 뉴 링컨 학교를 위한 자선 콘서트로 기획된 이 무대는 단순한 일회성 공연을 넘어, 예술이 어떻게 사회적 장벽을 허물고 인간 영혼의 보편적 유대감을 빚어낼 수 있는지를 증명한 역사적 현장이 되었습니다.</w:t>
+      </w:r>
+    </w:p>
+    <w:p>
+      <w:pPr>
+        <w:spacing w:line="324" w:lineRule="auto" w:after="120"/>
+      </w:pPr>
+      <w:r>
+        <w:rPr w:rFonts="맑은 고딕">
+          <w:rFonts w:ascii="맑은 고딕" w:hAnsi="맑은 고딕" w:eastAsia="맑은 고딕"/>
+          <w:b w:val="0"/>
+          <w:sz w:val="21"/>
+        </w:rPr>
+        <w:t>이 실황을 담아낸 더블 LP는 음향 기술의 황금기로 불리는 RCA '리빙 스테레오(Living Stereo)'의 기술적 정수와 벨라폰테의 무결한 예술혼이 빚어낸 기적입니다. 엔지니어 밥 심슨(Bob Simpson)의 정교한 마이크 배치는 카네기 홀 특유의 유려한 공간 잔향과 객석을 가득 메운 관객들의 미세한 숨소리, 그리고 무대 위를 자유롭게 누비는 벨라폰테의 드라마틱한 동선까지 입체적으로 포착해 냈습니다. 거대한 콘서트홀을 일순간에 친밀한 살롱처럼 좁혀버리는 벨라폰테 특유의 카리스마와 해학, 그리고 객석 전체를 하나로 엮어내는 합창의 파도는 레코드 그루브를 타고 반세기가 지난 오늘날까지 생생한 온도로 되살아납니다.</w:t>
+      </w:r>
+    </w:p>
+    <w:p>
+      <w:pPr>
+        <w:spacing w:line="324" w:lineRule="auto" w:after="120"/>
+      </w:pPr>
+      <w:r>
+        <w:rPr w:rFonts="맑은 고딕">
+          <w:rFonts w:ascii="맑은 고딕" w:hAnsi="맑은 고딕" w:eastAsia="맑은 고딕"/>
+          <w:b w:val="0"/>
+          <w:sz w:val="21"/>
+        </w:rPr>
+        <w:t>벨라폰테가 전하고자 했던 메시지는 명징했습니다. 노동의 고단함 속에서도 잃지 않는 인간의 존엄, 이별의 슬픔 속에서도 피어나는 서정, 그리고 국경과 인종을 초월한 삶의 축제가 바로 그것입니다. 이스라엘 민요에서부터 아일랜드의 애수, 미국 남부 목화밭의 탄식에 이르기까지, 그는 세계 각지의 민속적 정서를 자신만의 벨벳 같은 바리톤 음색으로 승화시켰습니다. 그렇기에 이 음반은 한 시대의 유물이 아니라, 시대를 관통하여 인간의 고결한 감성을 일깨우는 불멸의 클래식이자 오디오파일 역사가 낳은 최고의 유산으로 영원히 빛나고 있습니다.</w:t>
       </w:r>
     </w:p>
     <w:p>
@@ -168,7 +187,7 @@
           <w:b w:val="0"/>
           <w:sz w:val="21"/>
         </w:rPr>
-        <w:t>1959년 4월 19일과 20일 양일간 카네기 홀에서 열린 자선 콘서트 실황을 포착하여 같은 해 RCA Victor 레이블을 통해 전설적인 'Living Stereo' 시리즈의 2LP 세트로 발매되었습니다. 명 엔지니어 밥 심슨(Bob Simpson)의 정교한 마이크 배치를 통해 당시로서는 경이적인 공간감과 입체감을 포노그래프 역사에 새겨 넣었습니다.</w:t>
+        <w:t>1959년 미국 RCA Victor 레이블을 통해 발매된 2LP 세트로, 1959년 4월 뉴욕 카네기 홀에서 열린 전설적인 자선 공연의 감동을 RCA의 독보적인 'Living Stereo' 기술로 완벽히 포착한 역사적 라이브 실황 음반입니다.</w:t>
       </w:r>
     </w:p>
     <w:p>
@@ -199,7 +218,7 @@
           <w:b w:val="0"/>
           <w:sz w:val="21"/>
         </w:rPr>
-        <w:t>발매 직후 미국 빌보드 200 앨범 차트 3위까지 올랐으며, 무려 3년이 넘는 150주 이상 차트에 머무는 경이로운 롱런을 기록했습니다. 전 세계적으로 수백만 장의 판매고를 기록하며 RIAA 골드 레코드를 획득한 당대 최고의 초대형 베스트셀러 음반입니다.</w:t>
+        <w:t>발매 직후 빌보드 팝 앨범 차트 3위에 올랐으며, 무려 3년이 넘는 168주 동안 차트에 머무는 경이로운 롱런을 기록했습니다. 더블 LP로서는 이례적으로 50만 장 이상 판매되어 RIAA 골드 레코드를 획득하는 거대한 상업적 성공을 거두었습니다.</w:t>
       </w:r>
     </w:p>
     <w:p>
@@ -230,7 +249,7 @@
           <w:b w:val="0"/>
           <w:sz w:val="21"/>
         </w:rPr>
-        <w:t>1960년 제2회 그래미 어워드에서 대망의 ‘올해의 앨범(Album of the Year)’ 부문에 노미네이트되었으며, 음악 전문지와 오디오 평론계로부터 역사상 가장 뛰어난 음향을 담아낸 라이브 명반 중 하나로 공인받고 있습니다.</w:t>
+        <w:t>1960년 제2회 그래미 어워드 '올해의 앨범(Album of the Year)' 후보에 올랐으며, 미국 하이파이 오디오파일 역사상 가장 완벽한 현장감을 구현한 ‘최고의 라이브 레코딩(The Absolute Sound Super LP List 등)’으로 영구히 칭송받고 있습니다.</w:t>
       </w:r>
     </w:p>
     <w:p>
@@ -275,7 +294,7 @@
           <w:b w:val="0"/>
           <w:sz w:val="21"/>
         </w:rPr>
-        <w:t>미국 (미국 뉴욕 태생, 자메이카계)</w:t>
+        <w:t>미국 (United States)</w:t>
       </w:r>
     </w:p>
     <w:p>
@@ -337,7 +356,7 @@
           <w:b w:val="0"/>
           <w:sz w:val="21"/>
         </w:rPr>
-        <w:t>솔로</w:t>
+        <w:t>솔로 (Solo)</w:t>
       </w:r>
     </w:p>
     <w:p>
@@ -368,7 +387,7 @@
           <w:b w:val="0"/>
           <w:sz w:val="21"/>
         </w:rPr>
-        <w:t>'칼립소의 제왕'이라는 찬사와 함께 카리브해의 민속 음악을 전 세계 대중문화의 중심부로 끌어올린 독보적인 보컬리스트이자 배우입니다. 마틴 루터 킹 주니어 목사와 함께 미국 흑인 민권 운동의 최전선에서 인권과 평화를 노래한 시대의 양심이었으며, 벨벳처럼 부드러우면서도 흙냄새 짙은 바리톤 음색으로 현대 팝 보컬의 지평을 넓힌 거장입니다.</w:t>
+        <w:t>'칼립소의 제왕'이라는 칭호를 넘어 20세기 미국 대중문화와 민권운동의 거대한 상징으로 평가받는 보컬리스트이자 인권운동가입니다. 카리브해 음악과 전통 포크, 영가를 결합한 독창적인 음악성과 기품 넘치는 무대 매너로 팝 역사상 인종의 장벽을 최초로 허문 불멸의 거장입니다.</w:t>
       </w:r>
     </w:p>
     <w:p>
@@ -413,7 +432,7 @@
           <w:b w:val="0"/>
           <w:sz w:val="21"/>
         </w:rPr>
-        <w:t>대중음악 라이브 앨범의 품격을 클래식의 정통 음반과 동등한 예술적 반열로 격상시킨 최초의 분수령입니다. 콘서트홀의 3차원적 음향 무대와 아티스트의 역동적인 퍼포먼스를 가식 없는 리얼리즘으로 포착하여, 단순한 현장 기록을 넘어 하나의 완성된 청각적 서사시를 구축한 음반사(音盤史)의 정점으로 평가받습니다.</w:t>
+        <w:t>대중음악 콘서트 실황 음반의 완성형을 제시한 기념비적 명반으로, 클래식 전유물이었던 카네기 홀에서 포크와 월드뮤직의 음악적 위상을 정점으로 끌어올린 걸작입니다. 연주, 가창, 녹음 음향의 3박자가 완벽한 균형을 이루어 오늘날까지도 라이브 레코딩의 절대적 레퍼런스로 자리합니다.</w:t>
       </w:r>
     </w:p>
     <w:p>
@@ -444,7 +463,7 @@
           <w:b w:val="0"/>
           <w:sz w:val="21"/>
         </w:rPr>
-        <w:t>매카시즘의 상흔과 인종 차별의 그늘이 짙게 드리워졌던 1950년대 말, 백인 상류층의 전유물로 여겨지던 카네기 홀에 울려 퍼진 그의 노래는 자유와 화합을 향한 숭고한 선언이었습니다. 당시 고단한 시대를 건너던 젊은이들과 시민들은 그의 노랫소리에 맞춰 피부색을 초월해 손을 맞잡고 떼창을 불렀으며, 이 음반은 그 찬란했던 연대의 공기와 낭만을 가감 없이 간직하고 있습니다.</w:t>
+        <w:t>1950년대 후반 냉전의 긴장과 인종 차별의 아픔이 상존하던 격동기 뉴욕에서, 음악 하나로 모든 경계를 지우고 인류애를 노래했던 따스한 시대정신이 담겨 있습니다. 공연장에 모인 당대 청년과 지식인들이 벨라폰테의 목소리에 맞춰 함께 울고 웃던 문화적 열기가 고스란히 각인되어 있습니다.</w:t>
       </w:r>
     </w:p>
     <w:p>
@@ -489,7 +508,7 @@
           <w:b w:val="0"/>
           <w:sz w:val="21"/>
         </w:rPr>
-        <w:t>첫 소절의 힘찬 외침만으로 객석을 매료시키는 불멸의 칼립소 송가 ‘Day-O (The Banana Boat Song)’와 서정적인 멜랑콜리가 가슴을 적시는 ‘Jamaica Farewell’은 앨범의 백미입니다. 또한 멕시코 민요의 애절함을 극한으로 끌어올린 ‘Cu Cu Ru Cu Cu Paloma’에서의 숨 막히는 가성과 20여 분 동안 카네기 홀의 전 관객을 춤추게 만드는 대서사적 피날레 ‘Matilda’는 현장의 열기와 낭만을 완벽히 구현합니다.</w:t>
+        <w:t>관객과의 유쾌한 싱얼롱을 이끌어내며 축제의 절정을 선사하는 'Matilda'와 'Day-O', 깊은 모성애와 노스탤지어를 처연하게 노래한 'Sylvie', 광활한 서정미가 돋보이는 'Shenandoah', 그리고 카네기 홀 전체를 환희로 가득 채운 'Hava Nageela'에 이르기까지 폭넓은 감정의 스펙트럼을 유려하게 그려냅니다.</w:t>
       </w:r>
     </w:p>
     <w:p>
@@ -520,7 +539,7 @@
           <w:b w:val="0"/>
           <w:sz w:val="21"/>
         </w:rPr>
-        <w:t>RCA Living Stereo 초기 프레싱 특유의 광활한 스테이징과 공기감은 진공관 앰프와 다이내믹한 턴테이블 시스템에서 진정한 마법을 발휘합니다. 해리 벨라폰테가 무대 좌우를 활보하며 마이크와의 거리를 조절할 때 느껴지는 섬세한 음상의 이동과, 관객들의 박수갈채가 홀 천장으로 퍼져나가는 자연스러운 잔향을 깊이 있게 음미해 보시길 권합니다.</w:t>
+        <w:t>진공관 앰프 특유의 포근한 온기 속에서 턴테이블 바늘을 내리면, 벨라폰테가 무대 좌우를 거닐며 마이크와의 거리를 조절하는 생생한 정위감과 홀 전체를 감싸는 자연스러운 공기감을 입체적으로 체험할 수 있습니다.</w:t>
       </w:r>
     </w:p>
     <w:p>
@@ -551,7 +570,7 @@
           <w:b w:val="0"/>
           <w:sz w:val="21"/>
         </w:rPr>
-        <w:t>시대를 초월한 예술적 완성도와 아날로그 녹음 기술의 최정점이 결합된 본 더블 LP는 모든 클래식 애호가와 팝 컬렉터의 서가에서 가장 빛나는 자리를 차지할 자격이 있습니다. 반세기가 지난 지금까지도 오디오 시스템의 튜닝 레퍼런스로 사용될 만큼 완벽한 밸런스를 지닌, 평생을 곁에 두고 되새겨야 할 필청의 명반입니다.</w:t>
+        <w:t>뛰어난 음악적 완성도뿐만 아니라 오디오파일 바이닐 컬렉터들이 평생을 두고 탐망하는 RCA Living Stereo의 최고 정점 중 하나로, 아날로그 감상의 진정한 묘미를 느끼기 위해 반드시 갖추어야 할 필청 음반입니다.</w:t>
       </w:r>
     </w:p>
     <w:p>
@@ -565,7 +584,7 @@
           <w:color w:val="4338CA"/>
           <w:sz w:val="21"/>
         </w:rPr>
-        <w:t>이 음반을 통해 반세기 전 카네기 홀의 벅찬 숨결과 순수한 열정이 오늘날 우리에게 전해주는 감동을 다시 한번 경험해 보시는 것은 어떨까요?</w:t>
+        <w:t>이 음반을 통해 반세기 전 카네기 홀의 공기를 가르며 울려 퍼지던 해리 벨라폰테의 따스한 육성과 현장의 생생한 숨결이 전해주는 감동을 다시 한번 경험해 보시는 것은 어떨까요?</w:t>
       </w:r>
     </w:p>
     <w:sectPr>
